--- a/BoneSparrow-idea-posters.docx
+++ b/BoneSparrow-idea-posters.docx
@@ -19,7 +19,7 @@
       </w:tblGrid>
       <w:tr>
         <w:trPr>
-          <w:trHeight w:val="2600" w:hRule="atLeast"/>
+          <w:trHeight w:val="2400" w:hRule="atLeast"/>
         </w:trPr>
         <w:tc>
           <w:tcPr>
@@ -69,7 +69,7 @@
       </w:tr>
       <w:tr>
         <w:trPr>
-          <w:trHeight w:val="11938" w:hRule="atLeast"/>
+          <w:trHeight w:val="11338" w:hRule="exact"/>
         </w:trPr>
         <w:tc>
           <w:tcPr>
@@ -90,7 +90,7 @@
         <w:tabs>
           <w:tab w:val="right" w:pos="22211"/>
         </w:tabs>
-        <w:spacing w:after="0" w:before="120"/>
+        <w:spacing w:after="0" w:before="100"/>
       </w:pPr>
       <w:r>
         <w:rPr>
@@ -110,11 +110,6 @@
         </w:rPr>
         <w:t xml:space="preserve">	Every quote: the words, the chapter, your name.</w:t>
       </w:r>
-    </w:p>
-    <w:p>
-      <w:pPr>
-        <w:spacing w:after="0"/>
-      </w:pPr>
       <w:r>
         <w:br w:type="page"/>
       </w:r>
@@ -136,7 +131,7 @@
       </w:tblGrid>
       <w:tr>
         <w:trPr>
-          <w:trHeight w:val="2600" w:hRule="atLeast"/>
+          <w:trHeight w:val="2400" w:hRule="atLeast"/>
         </w:trPr>
         <w:tc>
           <w:tcPr>
@@ -186,7 +181,7 @@
       </w:tr>
       <w:tr>
         <w:trPr>
-          <w:trHeight w:val="11938" w:hRule="atLeast"/>
+          <w:trHeight w:val="11338" w:hRule="exact"/>
         </w:trPr>
         <w:tc>
           <w:tcPr>
@@ -207,7 +202,7 @@
         <w:tabs>
           <w:tab w:val="right" w:pos="22211"/>
         </w:tabs>
-        <w:spacing w:after="0" w:before="120"/>
+        <w:spacing w:after="0" w:before="100"/>
       </w:pPr>
       <w:r>
         <w:rPr>
@@ -227,11 +222,6 @@
         </w:rPr>
         <w:t xml:space="preserve">	Every quote: the words, the chapter, your name.</w:t>
       </w:r>
-    </w:p>
-    <w:p>
-      <w:pPr>
-        <w:spacing w:after="0"/>
-      </w:pPr>
       <w:r>
         <w:br w:type="page"/>
       </w:r>
@@ -253,7 +243,7 @@
       </w:tblGrid>
       <w:tr>
         <w:trPr>
-          <w:trHeight w:val="2600" w:hRule="atLeast"/>
+          <w:trHeight w:val="2400" w:hRule="atLeast"/>
         </w:trPr>
         <w:tc>
           <w:tcPr>
@@ -303,7 +293,7 @@
       </w:tr>
       <w:tr>
         <w:trPr>
-          <w:trHeight w:val="11938" w:hRule="atLeast"/>
+          <w:trHeight w:val="11338" w:hRule="exact"/>
         </w:trPr>
         <w:tc>
           <w:tcPr>
@@ -324,7 +314,7 @@
         <w:tabs>
           <w:tab w:val="right" w:pos="22211"/>
         </w:tabs>
-        <w:spacing w:after="0" w:before="120"/>
+        <w:spacing w:after="0" w:before="100"/>
       </w:pPr>
       <w:r>
         <w:rPr>
@@ -344,11 +334,6 @@
         </w:rPr>
         <w:t xml:space="preserve">	Every quote: the words, the chapter, your name.</w:t>
       </w:r>
-    </w:p>
-    <w:p>
-      <w:pPr>
-        <w:spacing w:after="0"/>
-      </w:pPr>
       <w:r>
         <w:br w:type="page"/>
       </w:r>
@@ -370,7 +355,7 @@
       </w:tblGrid>
       <w:tr>
         <w:trPr>
-          <w:trHeight w:val="2600" w:hRule="atLeast"/>
+          <w:trHeight w:val="2400" w:hRule="atLeast"/>
         </w:trPr>
         <w:tc>
           <w:tcPr>
@@ -420,7 +405,7 @@
       </w:tr>
       <w:tr>
         <w:trPr>
-          <w:trHeight w:val="11938" w:hRule="atLeast"/>
+          <w:trHeight w:val="11338" w:hRule="exact"/>
         </w:trPr>
         <w:tc>
           <w:tcPr>
@@ -441,7 +426,7 @@
         <w:tabs>
           <w:tab w:val="right" w:pos="22211"/>
         </w:tabs>
-        <w:spacing w:after="0" w:before="120"/>
+        <w:spacing w:after="0" w:before="100"/>
       </w:pPr>
       <w:r>
         <w:rPr>
@@ -461,11 +446,6 @@
         </w:rPr>
         <w:t xml:space="preserve">	Every quote: the words, the chapter, your name.</w:t>
       </w:r>
-    </w:p>
-    <w:p>
-      <w:pPr>
-        <w:spacing w:after="0"/>
-      </w:pPr>
       <w:r>
         <w:br w:type="page"/>
       </w:r>
@@ -487,7 +467,7 @@
       </w:tblGrid>
       <w:tr>
         <w:trPr>
-          <w:trHeight w:val="2600" w:hRule="atLeast"/>
+          <w:trHeight w:val="2400" w:hRule="atLeast"/>
         </w:trPr>
         <w:tc>
           <w:tcPr>
@@ -537,7 +517,7 @@
       </w:tr>
       <w:tr>
         <w:trPr>
-          <w:trHeight w:val="11938" w:hRule="atLeast"/>
+          <w:trHeight w:val="11338" w:hRule="exact"/>
         </w:trPr>
         <w:tc>
           <w:tcPr>
@@ -558,7 +538,7 @@
         <w:tabs>
           <w:tab w:val="right" w:pos="22211"/>
         </w:tabs>
-        <w:spacing w:after="0" w:before="120"/>
+        <w:spacing w:after="0" w:before="100"/>
       </w:pPr>
       <w:r>
         <w:rPr>
@@ -578,11 +558,6 @@
         </w:rPr>
         <w:t xml:space="preserve">	Every quote: the words, the chapter, your name.</w:t>
       </w:r>
-    </w:p>
-    <w:p>
-      <w:pPr>
-        <w:spacing w:after="0"/>
-      </w:pPr>
       <w:r>
         <w:br w:type="page"/>
       </w:r>
@@ -604,7 +579,7 @@
       </w:tblGrid>
       <w:tr>
         <w:trPr>
-          <w:trHeight w:val="2600" w:hRule="atLeast"/>
+          <w:trHeight w:val="2400" w:hRule="atLeast"/>
         </w:trPr>
         <w:tc>
           <w:tcPr>
@@ -654,7 +629,7 @@
       </w:tr>
       <w:tr>
         <w:trPr>
-          <w:trHeight w:val="11938" w:hRule="atLeast"/>
+          <w:trHeight w:val="11338" w:hRule="exact"/>
         </w:trPr>
         <w:tc>
           <w:tcPr>
@@ -675,7 +650,7 @@
         <w:tabs>
           <w:tab w:val="right" w:pos="22211"/>
         </w:tabs>
-        <w:spacing w:after="0" w:before="120"/>
+        <w:spacing w:after="0" w:before="100"/>
       </w:pPr>
       <w:r>
         <w:rPr>
